--- a/training/实训报告-实训三-三人流水线.docx
+++ b/training/实训报告-实训三-三人流水线.docx
@@ -629,377 +629,6 @@
     <w:p/>
     <w:p>
       <w:pPr>
-        <w:p>
-          <w:r>
-            <w:br w:type="page"/>
-          </w:r>
-        </w:p>
-        <w:p>
-          <w:r>
-            <w:rPr>
-              <w:rFonts w:hint="eastAsia"/>
-            </w:rPr>
-            <w:t xml:space="preserve">实训名称：实训三　搭一条能复用的三人流水线，并让它真的跑通一次</w:t>
-          </w:r>
-        </w:p>
-        <w:p>
-          <w:r>
-            <w:rPr>
-              <w:rFonts w:hint="eastAsia"/>
-              <w:b w:val="1"/>
-            </w:rPr>
-            <w:t xml:space="preserve">一、我做了什么（3–5 条，写清你发了什么指令、产出了什么文件）</w:t>
-          </w:r>
-        </w:p>
-        <w:p>
-          <w:r>
-            <w:rPr>
-              <w:rFonts w:hint="eastAsia"/>
-            </w:rPr>
-            <w:t xml:space="preserve">1、</w:t>
-          </w:r>
-        </w:p>
-        <w:p>
-          <w:r>
-            <w:rPr>
-              <w:rFonts w:hint="eastAsia"/>
-            </w:rPr>
-            <w:t xml:space="preserve">2、</w:t>
-          </w:r>
-        </w:p>
-        <w:p>
-          <w:r>
-            <w:rPr>
-              <w:rFonts w:hint="eastAsia"/>
-            </w:rPr>
-            <w:t xml:space="preserve">3、</w:t>
-          </w:r>
-        </w:p>
-        <w:p>
-          <w:r>
-            <w:rPr>
-              <w:rFonts w:hint="eastAsia"/>
-            </w:rPr>
-            <w:t xml:space="preserve">4、</w:t>
-          </w:r>
-        </w:p>
-        <w:p>
-          <w:r>
-            <w:rPr>
-              <w:rFonts w:hint="eastAsia"/>
-              <w:b w:val="1"/>
-            </w:rPr>
-            <w:t xml:space="preserve">二、三张岗位卡（每张六项俱全，重点是「不做什么」）</w:t>
-          </w:r>
-        </w:p>
-        <w:p>
-          <w:r>
-            <w:rPr>
-              <w:rFonts w:hint="eastAsia"/>
-            </w:rPr>
-            <w:t xml:space="preserve">岗位一：资料员</w:t>
-          </w:r>
-        </w:p>
-        <w:p>
-          <w:r>
-            <w:rPr>
-              <w:rFonts w:hint="eastAsia"/>
-            </w:rPr>
-            <w:t xml:space="preserve">负责什么：</w:t>
-          </w:r>
-        </w:p>
-        <w:p>
-          <w:r>
-            <w:rPr>
-              <w:rFonts w:hint="eastAsia"/>
-            </w:rPr>
-            <w:t xml:space="preserve">不做什么（至少两条，要具体）：</w:t>
-          </w:r>
-        </w:p>
-        <w:p>
-          <w:r>
-            <w:rPr>
-              <w:rFonts w:hint="eastAsia"/>
-            </w:rPr>
-            <w:t xml:space="preserve">输入（开工前必须拿到什么）：</w:t>
-          </w:r>
-        </w:p>
-        <w:p>
-          <w:r>
-            <w:rPr>
-              <w:rFonts w:hint="eastAsia"/>
-            </w:rPr>
-            <w:t xml:space="preserve">输出（落盘文件名及内容）：</w:t>
-          </w:r>
-        </w:p>
-        <w:p>
-          <w:r>
-            <w:rPr>
-              <w:rFonts w:hint="eastAsia"/>
-            </w:rPr>
-            <w:t xml:space="preserve">验收（做到什么算做完）：</w:t>
-          </w:r>
-        </w:p>
-        <w:p>
-          <w:r>
-            <w:rPr>
-              <w:rFonts w:hint="eastAsia"/>
-            </w:rPr>
-            <w:t xml:space="preserve">岗位二：撰稿员</w:t>
-          </w:r>
-        </w:p>
-        <w:p>
-          <w:r>
-            <w:rPr>
-              <w:rFonts w:hint="eastAsia"/>
-            </w:rPr>
-            <w:t xml:space="preserve">负责什么：</w:t>
-          </w:r>
-        </w:p>
-        <w:p>
-          <w:r>
-            <w:rPr>
-              <w:rFonts w:hint="eastAsia"/>
-            </w:rPr>
-            <w:t xml:space="preserve">不做什么（至少两条，要具体）：</w:t>
-          </w:r>
-        </w:p>
-        <w:p>
-          <w:r>
-            <w:rPr>
-              <w:rFonts w:hint="eastAsia"/>
-            </w:rPr>
-            <w:t xml:space="preserve">输入（开工前必须拿到什么）：</w:t>
-          </w:r>
-        </w:p>
-        <w:p>
-          <w:r>
-            <w:rPr>
-              <w:rFonts w:hint="eastAsia"/>
-            </w:rPr>
-            <w:t xml:space="preserve">输出（落盘文件名及内容）：</w:t>
-          </w:r>
-        </w:p>
-        <w:p>
-          <w:r>
-            <w:rPr>
-              <w:rFonts w:hint="eastAsia"/>
-            </w:rPr>
-            <w:t xml:space="preserve">验收（做到什么算做完）：</w:t>
-          </w:r>
-        </w:p>
-        <w:p>
-          <w:r>
-            <w:rPr>
-              <w:rFonts w:hint="eastAsia"/>
-            </w:rPr>
-            <w:t xml:space="preserve">岗位三：审校员</w:t>
-          </w:r>
-        </w:p>
-        <w:p>
-          <w:r>
-            <w:rPr>
-              <w:rFonts w:hint="eastAsia"/>
-            </w:rPr>
-            <w:t xml:space="preserve">负责什么：</w:t>
-          </w:r>
-        </w:p>
-        <w:p>
-          <w:r>
-            <w:rPr>
-              <w:rFonts w:hint="eastAsia"/>
-            </w:rPr>
-            <w:t xml:space="preserve">不做什么（至少两条，要具体）：</w:t>
-          </w:r>
-        </w:p>
-        <w:p>
-          <w:r>
-            <w:rPr>
-              <w:rFonts w:hint="eastAsia"/>
-            </w:rPr>
-            <w:t xml:space="preserve">输入（开工前必须拿到什么）：</w:t>
-          </w:r>
-        </w:p>
-        <w:p>
-          <w:r>
-            <w:rPr>
-              <w:rFonts w:hint="eastAsia"/>
-            </w:rPr>
-            <w:t xml:space="preserve">输出（落盘文件名及内容）：</w:t>
-          </w:r>
-        </w:p>
-        <w:p>
-          <w:r>
-            <w:rPr>
-              <w:rFonts w:hint="eastAsia"/>
-            </w:rPr>
-            <w:t xml:space="preserve">验收（做到什么算做完）：</w:t>
-          </w:r>
-        </w:p>
-        <w:p>
-          <w:r>
-            <w:rPr>
-              <w:rFonts w:hint="eastAsia"/>
-              <w:b w:val="1"/>
-            </w:rPr>
-            <w:t xml:space="preserve">三、知识库隔离方案</w:t>
-          </w:r>
-        </w:p>
-        <w:p>
-          <w:r>
-            <w:rPr>
-              <w:rFonts w:hint="eastAsia"/>
-            </w:rPr>
-            <w:t xml:space="preserve">kb-资料员/ 放了什么：</w:t>
-          </w:r>
-        </w:p>
-        <w:p>
-          <w:r>
-            <w:rPr>
-              <w:rFonts w:hint="eastAsia"/>
-            </w:rPr>
-            <w:t xml:space="preserve">kb-撰稿员/ 放了什么：</w:t>
-          </w:r>
-        </w:p>
-        <w:p>
-          <w:r>
-            <w:rPr>
-              <w:rFonts w:hint="eastAsia"/>
-            </w:rPr>
-            <w:t xml:space="preserve">kb-审校员/ 放了什么：</w:t>
-          </w:r>
-        </w:p>
-        <w:p>
-          <w:r>
-            <w:rPr>
-              <w:rFonts w:hint="eastAsia"/>
-            </w:rPr>
-            <w:t xml:space="preserve">「唯一事实」存在哪个目录、其他岗位靠什么交接文件拿到事实：</w:t>
-          </w:r>
-        </w:p>
-        <w:p>
-          <w:r>
-            <w:rPr>
-              <w:rFonts w:hint="eastAsia"/>
-            </w:rPr>
-            <w:t xml:space="preserve">我故意没放进某个目录的文件及理由：</w:t>
-          </w:r>
-        </w:p>
-        <w:p>
-          <w:r>
-            <w:rPr>
-              <w:rFonts w:hint="eastAsia"/>
-              <w:b w:val="1"/>
-            </w:rPr>
-            <w:t xml:space="preserve">四、流水线交接说明（三站各读了什么、产出什么）</w:t>
-          </w:r>
-        </w:p>
-        <w:p>
-          <w:r>
-            <w:rPr>
-              <w:rFonts w:hint="eastAsia"/>
-            </w:rPr>
-            <w:t xml:space="preserve">第一站（资料员）：读了　　　　　　，产出　　　　　　　　；</w:t>
-          </w:r>
-        </w:p>
-        <w:p>
-          <w:r>
-            <w:rPr>
-              <w:rFonts w:hint="eastAsia"/>
-            </w:rPr>
-            <w:t xml:space="preserve">第二站（撰稿员）：读了　　　　　　，产出　　　　　　　　；</w:t>
-          </w:r>
-        </w:p>
-        <w:p>
-          <w:r>
-            <w:rPr>
-              <w:rFonts w:hint="eastAsia"/>
-            </w:rPr>
-            <w:t xml:space="preserve">第三站（审校员）：读了　　　　　　，产出　　　　　　　　。</w:t>
-          </w:r>
-        </w:p>
-        <w:p>
-          <w:r>
-            <w:rPr>
-              <w:rFonts w:hint="eastAsia"/>
-            </w:rPr>
-            <w:t xml:space="preserve">哪一站出过问题、我怎么发现的：</w:t>
-          </w:r>
-        </w:p>
-        <w:p>
-          <w:r>
-            <w:rPr>
-              <w:rFonts w:hint="eastAsia"/>
-              <w:b w:val="1"/>
-            </w:rPr>
-            <w:t xml:space="preserve">五、复用测试（换主题，只改输入文件，岗位卡不许动）</w:t>
-          </w:r>
-        </w:p>
-        <w:p>
-          <w:r>
-            <w:rPr>
-              <w:rFonts w:hint="eastAsia"/>
-            </w:rPr>
-            <w:t xml:space="preserve">新主题：</w:t>
-          </w:r>
-        </w:p>
-        <w:p>
-          <w:r>
-            <w:rPr>
-              <w:rFonts w:hint="eastAsia"/>
-            </w:rPr>
-            <w:t xml:space="preserve">我改了哪些输入文件：</w:t>
-          </w:r>
-        </w:p>
-        <w:p>
-          <w:r>
-            <w:rPr>
-              <w:rFonts w:hint="eastAsia"/>
-            </w:rPr>
-            <w:t xml:space="preserve">岗位卡动没动：　　□ 没动　　□ 动了（动了哪里、为什么）：</w:t>
-          </w:r>
-        </w:p>
-        <w:p>
-          <w:r>
-            <w:rPr>
-              <w:rFonts w:hint="eastAsia"/>
-            </w:rPr>
-            <w:t xml:space="preserve">新清单出出来了吗：　　□ 出来了　　□ 没出来（卡在哪）：</w:t>
-          </w:r>
-        </w:p>
-        <w:p>
-          <w:r>
-            <w:rPr>
-              <w:rFonts w:hint="eastAsia"/>
-            </w:rPr>
-            <w:t xml:space="preserve">事实核对结果（对照新资料逐条核的结论）：</w:t>
-          </w:r>
-        </w:p>
-        <w:p>
-          <w:r>
-            <w:rPr>
-              <w:rFonts w:hint="eastAsia"/>
-            </w:rPr>
-            <w:t xml:space="preserve">跑不通的话，怎么改通的：</w:t>
-          </w:r>
-        </w:p>
-        <w:p>
-          <w:r>
-            <w:rPr>
-              <w:rFonts w:hint="eastAsia"/>
-              <w:b w:val="1"/>
-            </w:rPr>
-            <w:t xml:space="preserve">六、学到了什么（1–2 句，写自己的收获）</w:t>
-          </w:r>
-        </w:p>
-        <w:p>
-          <w:r>
-            <w:rPr>
-              <w:rFonts w:hint="eastAsia"/>
-            </w:rPr>
-            <w:t xml:space="preserve">收获：</w:t>
-          </w:r>
-        </w:p>
         <w:sectPr>
           <w:pgSz w:w="12240" w:h="15840"/>
           <w:pgMar w:top="1417" w:right="1701" w:bottom="1417" w:left="1701" w:header="720" w:footer="720" w:gutter="0"/>
@@ -1011,6 +640,377 @@
     <w:p>
       <w:bookmarkStart w:id="0" w:name="_GoBack"/>
       <w:bookmarkEnd w:id="0"/>
+    </w:p>
+    <w:p>
+      <w:r>
+        <w:br w:type="page"/>
+      </w:r>
+    </w:p>
+    <w:p>
+      <w:r>
+        <w:rPr>
+          <w:rFonts w:hint="eastAsia"/>
+        </w:rPr>
+        <w:t xml:space="preserve">实训名称：实训三　搭一条能复用的三人流水线，并让它真的跑通一次</w:t>
+      </w:r>
+    </w:p>
+    <w:p>
+      <w:r>
+        <w:rPr>
+          <w:rFonts w:hint="eastAsia"/>
+          <w:b w:val="1"/>
+        </w:rPr>
+        <w:t xml:space="preserve">一、我做了什么（3–5 条，写清你发了什么指令、产出了什么文件）</w:t>
+      </w:r>
+    </w:p>
+    <w:p>
+      <w:r>
+        <w:rPr>
+          <w:rFonts w:hint="eastAsia"/>
+        </w:rPr>
+        <w:t xml:space="preserve">1、</w:t>
+      </w:r>
+    </w:p>
+    <w:p>
+      <w:r>
+        <w:rPr>
+          <w:rFonts w:hint="eastAsia"/>
+        </w:rPr>
+        <w:t xml:space="preserve">2、</w:t>
+      </w:r>
+    </w:p>
+    <w:p>
+      <w:r>
+        <w:rPr>
+          <w:rFonts w:hint="eastAsia"/>
+        </w:rPr>
+        <w:t xml:space="preserve">3、</w:t>
+      </w:r>
+    </w:p>
+    <w:p>
+      <w:r>
+        <w:rPr>
+          <w:rFonts w:hint="eastAsia"/>
+        </w:rPr>
+        <w:t xml:space="preserve">4、</w:t>
+      </w:r>
+    </w:p>
+    <w:p>
+      <w:r>
+        <w:rPr>
+          <w:rFonts w:hint="eastAsia"/>
+          <w:b w:val="1"/>
+        </w:rPr>
+        <w:t xml:space="preserve">二、三张岗位卡（每张六项俱全，重点是「不做什么」）</w:t>
+      </w:r>
+    </w:p>
+    <w:p>
+      <w:r>
+        <w:rPr>
+          <w:rFonts w:hint="eastAsia"/>
+        </w:rPr>
+        <w:t xml:space="preserve">岗位一：资料员</w:t>
+      </w:r>
+    </w:p>
+    <w:p>
+      <w:r>
+        <w:rPr>
+          <w:rFonts w:hint="eastAsia"/>
+        </w:rPr>
+        <w:t xml:space="preserve">负责什么：</w:t>
+      </w:r>
+    </w:p>
+    <w:p>
+      <w:r>
+        <w:rPr>
+          <w:rFonts w:hint="eastAsia"/>
+        </w:rPr>
+        <w:t xml:space="preserve">不做什么（至少两条，要具体）：</w:t>
+      </w:r>
+    </w:p>
+    <w:p>
+      <w:r>
+        <w:rPr>
+          <w:rFonts w:hint="eastAsia"/>
+        </w:rPr>
+        <w:t xml:space="preserve">输入（开工前必须拿到什么）：</w:t>
+      </w:r>
+    </w:p>
+    <w:p>
+      <w:r>
+        <w:rPr>
+          <w:rFonts w:hint="eastAsia"/>
+        </w:rPr>
+        <w:t xml:space="preserve">输出（落盘文件名及内容）：</w:t>
+      </w:r>
+    </w:p>
+    <w:p>
+      <w:r>
+        <w:rPr>
+          <w:rFonts w:hint="eastAsia"/>
+        </w:rPr>
+        <w:t xml:space="preserve">验收（做到什么算做完）：</w:t>
+      </w:r>
+    </w:p>
+    <w:p>
+      <w:r>
+        <w:rPr>
+          <w:rFonts w:hint="eastAsia"/>
+        </w:rPr>
+        <w:t xml:space="preserve">岗位二：撰稿员</w:t>
+      </w:r>
+    </w:p>
+    <w:p>
+      <w:r>
+        <w:rPr>
+          <w:rFonts w:hint="eastAsia"/>
+        </w:rPr>
+        <w:t xml:space="preserve">负责什么：</w:t>
+      </w:r>
+    </w:p>
+    <w:p>
+      <w:r>
+        <w:rPr>
+          <w:rFonts w:hint="eastAsia"/>
+        </w:rPr>
+        <w:t xml:space="preserve">不做什么（至少两条，要具体）：</w:t>
+      </w:r>
+    </w:p>
+    <w:p>
+      <w:r>
+        <w:rPr>
+          <w:rFonts w:hint="eastAsia"/>
+        </w:rPr>
+        <w:t xml:space="preserve">输入（开工前必须拿到什么）：</w:t>
+      </w:r>
+    </w:p>
+    <w:p>
+      <w:r>
+        <w:rPr>
+          <w:rFonts w:hint="eastAsia"/>
+        </w:rPr>
+        <w:t xml:space="preserve">输出（落盘文件名及内容）：</w:t>
+      </w:r>
+    </w:p>
+    <w:p>
+      <w:r>
+        <w:rPr>
+          <w:rFonts w:hint="eastAsia"/>
+        </w:rPr>
+        <w:t xml:space="preserve">验收（做到什么算做完）：</w:t>
+      </w:r>
+    </w:p>
+    <w:p>
+      <w:r>
+        <w:rPr>
+          <w:rFonts w:hint="eastAsia"/>
+        </w:rPr>
+        <w:t xml:space="preserve">岗位三：审校员</w:t>
+      </w:r>
+    </w:p>
+    <w:p>
+      <w:r>
+        <w:rPr>
+          <w:rFonts w:hint="eastAsia"/>
+        </w:rPr>
+        <w:t xml:space="preserve">负责什么：</w:t>
+      </w:r>
+    </w:p>
+    <w:p>
+      <w:r>
+        <w:rPr>
+          <w:rFonts w:hint="eastAsia"/>
+        </w:rPr>
+        <w:t xml:space="preserve">不做什么（至少两条，要具体）：</w:t>
+      </w:r>
+    </w:p>
+    <w:p>
+      <w:r>
+        <w:rPr>
+          <w:rFonts w:hint="eastAsia"/>
+        </w:rPr>
+        <w:t xml:space="preserve">输入（开工前必须拿到什么）：</w:t>
+      </w:r>
+    </w:p>
+    <w:p>
+      <w:r>
+        <w:rPr>
+          <w:rFonts w:hint="eastAsia"/>
+        </w:rPr>
+        <w:t xml:space="preserve">输出（落盘文件名及内容）：</w:t>
+      </w:r>
+    </w:p>
+    <w:p>
+      <w:r>
+        <w:rPr>
+          <w:rFonts w:hint="eastAsia"/>
+        </w:rPr>
+        <w:t xml:space="preserve">验收（做到什么算做完）：</w:t>
+      </w:r>
+    </w:p>
+    <w:p>
+      <w:r>
+        <w:rPr>
+          <w:rFonts w:hint="eastAsia"/>
+          <w:b w:val="1"/>
+        </w:rPr>
+        <w:t xml:space="preserve">三、知识库隔离方案</w:t>
+      </w:r>
+    </w:p>
+    <w:p>
+      <w:r>
+        <w:rPr>
+          <w:rFonts w:hint="eastAsia"/>
+        </w:rPr>
+        <w:t xml:space="preserve">kb-资料员/ 放了什么：</w:t>
+      </w:r>
+    </w:p>
+    <w:p>
+      <w:r>
+        <w:rPr>
+          <w:rFonts w:hint="eastAsia"/>
+        </w:rPr>
+        <w:t xml:space="preserve">kb-撰稿员/ 放了什么：</w:t>
+      </w:r>
+    </w:p>
+    <w:p>
+      <w:r>
+        <w:rPr>
+          <w:rFonts w:hint="eastAsia"/>
+        </w:rPr>
+        <w:t xml:space="preserve">kb-审校员/ 放了什么：</w:t>
+      </w:r>
+    </w:p>
+    <w:p>
+      <w:r>
+        <w:rPr>
+          <w:rFonts w:hint="eastAsia"/>
+        </w:rPr>
+        <w:t xml:space="preserve">「唯一事实」存在哪个目录、其他岗位靠什么交接文件拿到事实：</w:t>
+      </w:r>
+    </w:p>
+    <w:p>
+      <w:r>
+        <w:rPr>
+          <w:rFonts w:hint="eastAsia"/>
+        </w:rPr>
+        <w:t xml:space="preserve">我故意没放进某个目录的文件及理由：</w:t>
+      </w:r>
+    </w:p>
+    <w:p>
+      <w:r>
+        <w:rPr>
+          <w:rFonts w:hint="eastAsia"/>
+          <w:b w:val="1"/>
+        </w:rPr>
+        <w:t xml:space="preserve">四、流水线交接说明（三站各读了什么、产出什么）</w:t>
+      </w:r>
+    </w:p>
+    <w:p>
+      <w:r>
+        <w:rPr>
+          <w:rFonts w:hint="eastAsia"/>
+        </w:rPr>
+        <w:t xml:space="preserve">第一站（资料员）：读了　　　　　　，产出　　　　　　　　；</w:t>
+      </w:r>
+    </w:p>
+    <w:p>
+      <w:r>
+        <w:rPr>
+          <w:rFonts w:hint="eastAsia"/>
+        </w:rPr>
+        <w:t xml:space="preserve">第二站（撰稿员）：读了　　　　　　，产出　　　　　　　　；</w:t>
+      </w:r>
+    </w:p>
+    <w:p>
+      <w:r>
+        <w:rPr>
+          <w:rFonts w:hint="eastAsia"/>
+        </w:rPr>
+        <w:t xml:space="preserve">第三站（审校员）：读了　　　　　　，产出　　　　　　　　。</w:t>
+      </w:r>
+    </w:p>
+    <w:p>
+      <w:r>
+        <w:rPr>
+          <w:rFonts w:hint="eastAsia"/>
+        </w:rPr>
+        <w:t xml:space="preserve">哪一站出过问题、我怎么发现的：</w:t>
+      </w:r>
+    </w:p>
+    <w:p>
+      <w:r>
+        <w:rPr>
+          <w:rFonts w:hint="eastAsia"/>
+          <w:b w:val="1"/>
+        </w:rPr>
+        <w:t xml:space="preserve">五、复用测试（换主题，只改输入文件，岗位卡不许动）</w:t>
+      </w:r>
+    </w:p>
+    <w:p>
+      <w:r>
+        <w:rPr>
+          <w:rFonts w:hint="eastAsia"/>
+        </w:rPr>
+        <w:t xml:space="preserve">新主题：</w:t>
+      </w:r>
+    </w:p>
+    <w:p>
+      <w:r>
+        <w:rPr>
+          <w:rFonts w:hint="eastAsia"/>
+        </w:rPr>
+        <w:t xml:space="preserve">我改了哪些输入文件：</w:t>
+      </w:r>
+    </w:p>
+    <w:p>
+      <w:r>
+        <w:rPr>
+          <w:rFonts w:hint="eastAsia"/>
+        </w:rPr>
+        <w:t xml:space="preserve">岗位卡动没动：　　□ 没动　　□ 动了（动了哪里、为什么）：</w:t>
+      </w:r>
+    </w:p>
+    <w:p>
+      <w:r>
+        <w:rPr>
+          <w:rFonts w:hint="eastAsia"/>
+        </w:rPr>
+        <w:t xml:space="preserve">新清单出出来了吗：　　□ 出来了　　□ 没出来（卡在哪）：</w:t>
+      </w:r>
+    </w:p>
+    <w:p>
+      <w:r>
+        <w:rPr>
+          <w:rFonts w:hint="eastAsia"/>
+        </w:rPr>
+        <w:t xml:space="preserve">事实核对结果（对照新资料逐条核的结论）：</w:t>
+      </w:r>
+    </w:p>
+    <w:p>
+      <w:r>
+        <w:rPr>
+          <w:rFonts w:hint="eastAsia"/>
+        </w:rPr>
+        <w:t xml:space="preserve">跑不通的话，怎么改通的：</w:t>
+      </w:r>
+    </w:p>
+    <w:p>
+      <w:r>
+        <w:rPr>
+          <w:rFonts w:hint="eastAsia"/>
+          <w:b w:val="1"/>
+        </w:rPr>
+        <w:t xml:space="preserve">六、学到了什么（1–2 句，写自己的收获）</w:t>
+      </w:r>
+    </w:p>
+    <w:p>
+      <w:r>
+        <w:rPr>
+          <w:rFonts w:hint="eastAsia"/>
+        </w:rPr>
+        <w:t xml:space="preserve">收获：</w:t>
+      </w:r>
     </w:p>
     <w:sectPr>
       <w:footerReference r:id="rId5" w:type="default"/>

--- a/training/实训报告-实训三-三人流水线.docx
+++ b/training/实训报告-实训三-三人流水线.docx
@@ -643,11 +643,6 @@
     </w:p>
     <w:p>
       <w:r>
-        <w:br w:type="page"/>
-      </w:r>
-    </w:p>
-    <w:p>
-      <w:r>
         <w:rPr>
           <w:rFonts w:hint="eastAsia"/>
         </w:rPr>
